--- a/files/RSK_Current_RAS.docx
+++ b/files/RSK_Current_RAS.docx
@@ -10,21 +10,12 @@
         <w:rPr>
           <w:color w:val="1F4E78"/>
         </w:rPr>
-        <w:t>Risk / RAS — RSK Current RAS</w:t>
+        <w:t>Group Risk Appetite Statement - FY2026 (Approved)</w:t>
       </w:r>
     </w:p>
     <w:p>
       <w:r>
-        <w:rPr>
-          <w:i/>
-        </w:rPr>
-        <w:t>Document owner: Risk / RAS Office</w:t>
-      </w:r>
-      <w:r>
-        <w:rPr>
-          <w:i/>
-        </w:rPr>
-        <w:t xml:space="preserve">  ·  Version: FY2025-A  ·  Classification: Internal — Working</w:t>
+        <w:t>Document: Group Risk Appetite Statement | Version: 5.0 | Approval: Board Risk Committee 28-Apr-2026; Board ratification 12-May-2026 | Effective: 01-May-2026 through 30-Apr-2027</w:t>
       </w:r>
     </w:p>
     <w:p>
@@ -32,17 +23,12 @@
         <w:pStyle w:val="Heading1"/>
       </w:pPr>
       <w:r>
-        <w:t>1. Executive Summary</w:t>
+        <w:t>1. Strategic intent</w:t>
       </w:r>
     </w:p>
     <w:p>
       <w:r>
-        <w:t>This document is the working artefact for the rsk current ras use case in the risk / ras domain. It is staged for a Microsoft 365 Copilot Cowork / Notebook demo and contains plausible (illustrative) figures, lists, and narratives — not real customer data. The numbers tie back to the companion spreadsheet of the same stem.</w:t>
-      </w:r>
-    </w:p>
-    <w:p>
-      <w:r>
-        <w:t>The intended demo flow: a risk / ras stakeholder asks Copilot to summarise, compare, draft, or distribute the contents of this file alongside related artefacts. Cowork fans the task out into 5 parallel sub-tasks (draft Word, draft email, schedule meeting, post Teams message, build action tracker). Notebook adds it as a source and answers grounded questions across all sources.</w:t>
+        <w:t>Zava Group will pursue diversified growth across financial services, real economy, and consumer divisions while maintaining a Group Common Equity Tier-1 ratio comfortably above regulatory minimum, investment-grade credit profile, and zero tolerance for financial crime breaches or fatal incidents.</w:t>
       </w:r>
     </w:p>
     <w:p>
@@ -50,17 +36,552 @@
         <w:pStyle w:val="Heading1"/>
       </w:pPr>
       <w:r>
-        <w:t>2. Scenario &amp; Background</w:t>
+        <w:t>2. Quantitative limits</w:t>
+      </w:r>
+    </w:p>
+    <w:tbl>
+      <w:tblPr>
+        <w:tblStyle w:val="LightGrid-Accent1"/>
+        <w:tblW w:type="auto" w:w="0"/>
+        <w:tblLook w:firstColumn="1" w:firstRow="1" w:lastColumn="0" w:lastRow="0" w:noHBand="0" w:noVBand="1" w:val="04A0"/>
+      </w:tblPr>
+      <w:tblGrid>
+        <w:gridCol w:w="1728"/>
+        <w:gridCol w:w="1728"/>
+        <w:gridCol w:w="1728"/>
+        <w:gridCol w:w="1728"/>
+        <w:gridCol w:w="1728"/>
+      </w:tblGrid>
+      <w:tr>
+        <w:tc>
+          <w:tcPr>
+            <w:tcW w:type="dxa" w:w="1728"/>
+          </w:tcPr>
+          <w:p>
+            <w:r>
+              <w:rPr>
+                <w:b/>
+              </w:rPr>
+              <w:t>Risk Type</w:t>
+            </w:r>
+          </w:p>
+        </w:tc>
+        <w:tc>
+          <w:tcPr>
+            <w:tcW w:type="dxa" w:w="1728"/>
+          </w:tcPr>
+          <w:p>
+            <w:r>
+              <w:rPr>
+                <w:b/>
+              </w:rPr>
+              <w:t>Metric</w:t>
+            </w:r>
+          </w:p>
+        </w:tc>
+        <w:tc>
+          <w:tcPr>
+            <w:tcW w:type="dxa" w:w="1728"/>
+          </w:tcPr>
+          <w:p>
+            <w:r>
+              <w:rPr>
+                <w:b/>
+              </w:rPr>
+              <w:t>Green</w:t>
+            </w:r>
+          </w:p>
+        </w:tc>
+        <w:tc>
+          <w:tcPr>
+            <w:tcW w:type="dxa" w:w="1728"/>
+          </w:tcPr>
+          <w:p>
+            <w:r>
+              <w:rPr>
+                <w:b/>
+              </w:rPr>
+              <w:t>Amber</w:t>
+            </w:r>
+          </w:p>
+        </w:tc>
+        <w:tc>
+          <w:tcPr>
+            <w:tcW w:type="dxa" w:w="1728"/>
+          </w:tcPr>
+          <w:p>
+            <w:r>
+              <w:rPr>
+                <w:b/>
+              </w:rPr>
+              <w:t>Red</w:t>
+            </w:r>
+          </w:p>
+        </w:tc>
+      </w:tr>
+      <w:tr>
+        <w:tc>
+          <w:tcPr>
+            <w:tcW w:type="dxa" w:w="1728"/>
+          </w:tcPr>
+          <w:p>
+            <w:r>
+              <w:t>Capital</w:t>
+            </w:r>
+          </w:p>
+        </w:tc>
+        <w:tc>
+          <w:tcPr>
+            <w:tcW w:type="dxa" w:w="1728"/>
+          </w:tcPr>
+          <w:p>
+            <w:r>
+              <w:t>Group CET-1 ratio</w:t>
+            </w:r>
+          </w:p>
+        </w:tc>
+        <w:tc>
+          <w:tcPr>
+            <w:tcW w:type="dxa" w:w="1728"/>
+          </w:tcPr>
+          <w:p>
+            <w:r>
+              <w:t>&gt;= 14.0%</w:t>
+            </w:r>
+          </w:p>
+        </w:tc>
+        <w:tc>
+          <w:tcPr>
+            <w:tcW w:type="dxa" w:w="1728"/>
+          </w:tcPr>
+          <w:p>
+            <w:r>
+              <w:t>12.5% - 13.99%</w:t>
+            </w:r>
+          </w:p>
+        </w:tc>
+        <w:tc>
+          <w:tcPr>
+            <w:tcW w:type="dxa" w:w="1728"/>
+          </w:tcPr>
+          <w:p>
+            <w:r>
+              <w:t>&lt; 12.5%</w:t>
+            </w:r>
+          </w:p>
+        </w:tc>
+      </w:tr>
+      <w:tr>
+        <w:tc>
+          <w:tcPr>
+            <w:tcW w:type="dxa" w:w="1728"/>
+          </w:tcPr>
+          <w:p>
+            <w:r>
+              <w:t>Capital</w:t>
+            </w:r>
+          </w:p>
+        </w:tc>
+        <w:tc>
+          <w:tcPr>
+            <w:tcW w:type="dxa" w:w="1728"/>
+          </w:tcPr>
+          <w:p>
+            <w:r>
+              <w:t>Net Debt / EBITDA</w:t>
+            </w:r>
+          </w:p>
+        </w:tc>
+        <w:tc>
+          <w:tcPr>
+            <w:tcW w:type="dxa" w:w="1728"/>
+          </w:tcPr>
+          <w:p>
+            <w:r>
+              <w:t>&lt;= 2.5x</w:t>
+            </w:r>
+          </w:p>
+        </w:tc>
+        <w:tc>
+          <w:tcPr>
+            <w:tcW w:type="dxa" w:w="1728"/>
+          </w:tcPr>
+          <w:p>
+            <w:r>
+              <w:t>2.51x - 3.25x</w:t>
+            </w:r>
+          </w:p>
+        </w:tc>
+        <w:tc>
+          <w:tcPr>
+            <w:tcW w:type="dxa" w:w="1728"/>
+          </w:tcPr>
+          <w:p>
+            <w:r>
+              <w:t>&gt; 3.25x</w:t>
+            </w:r>
+          </w:p>
+        </w:tc>
+      </w:tr>
+      <w:tr>
+        <w:tc>
+          <w:tcPr>
+            <w:tcW w:type="dxa" w:w="1728"/>
+          </w:tcPr>
+          <w:p>
+            <w:r>
+              <w:t>Liquidity</w:t>
+            </w:r>
+          </w:p>
+        </w:tc>
+        <w:tc>
+          <w:tcPr>
+            <w:tcW w:type="dxa" w:w="1728"/>
+          </w:tcPr>
+          <w:p>
+            <w:r>
+              <w:t>Group LCR</w:t>
+            </w:r>
+          </w:p>
+        </w:tc>
+        <w:tc>
+          <w:tcPr>
+            <w:tcW w:type="dxa" w:w="1728"/>
+          </w:tcPr>
+          <w:p>
+            <w:r>
+              <w:t>&gt;= 130%</w:t>
+            </w:r>
+          </w:p>
+        </w:tc>
+        <w:tc>
+          <w:tcPr>
+            <w:tcW w:type="dxa" w:w="1728"/>
+          </w:tcPr>
+          <w:p>
+            <w:r>
+              <w:t>110% - 129%</w:t>
+            </w:r>
+          </w:p>
+        </w:tc>
+        <w:tc>
+          <w:tcPr>
+            <w:tcW w:type="dxa" w:w="1728"/>
+          </w:tcPr>
+          <w:p>
+            <w:r>
+              <w:t>&lt; 110%</w:t>
+            </w:r>
+          </w:p>
+        </w:tc>
+      </w:tr>
+      <w:tr>
+        <w:tc>
+          <w:tcPr>
+            <w:tcW w:type="dxa" w:w="1728"/>
+          </w:tcPr>
+          <w:p>
+            <w:r>
+              <w:t>Credit</w:t>
+            </w:r>
+          </w:p>
+        </w:tc>
+        <w:tc>
+          <w:tcPr>
+            <w:tcW w:type="dxa" w:w="1728"/>
+          </w:tcPr>
+          <w:p>
+            <w:r>
+              <w:t>NPL ratio (Banking)</w:t>
+            </w:r>
+          </w:p>
+        </w:tc>
+        <w:tc>
+          <w:tcPr>
+            <w:tcW w:type="dxa" w:w="1728"/>
+          </w:tcPr>
+          <w:p>
+            <w:r>
+              <w:t>&lt;= 1.8%</w:t>
+            </w:r>
+          </w:p>
+        </w:tc>
+        <w:tc>
+          <w:tcPr>
+            <w:tcW w:type="dxa" w:w="1728"/>
+          </w:tcPr>
+          <w:p>
+            <w:r>
+              <w:t>1.81% - 2.50%</w:t>
+            </w:r>
+          </w:p>
+        </w:tc>
+        <w:tc>
+          <w:tcPr>
+            <w:tcW w:type="dxa" w:w="1728"/>
+          </w:tcPr>
+          <w:p>
+            <w:r>
+              <w:t>&gt; 2.50%</w:t>
+            </w:r>
+          </w:p>
+        </w:tc>
+      </w:tr>
+      <w:tr>
+        <w:tc>
+          <w:tcPr>
+            <w:tcW w:type="dxa" w:w="1728"/>
+          </w:tcPr>
+          <w:p>
+            <w:r>
+              <w:t>Market</w:t>
+            </w:r>
+          </w:p>
+        </w:tc>
+        <w:tc>
+          <w:tcPr>
+            <w:tcW w:type="dxa" w:w="1728"/>
+          </w:tcPr>
+          <w:p>
+            <w:r>
+              <w:t>VaR at 99% over book</w:t>
+            </w:r>
+          </w:p>
+        </w:tc>
+        <w:tc>
+          <w:tcPr>
+            <w:tcW w:type="dxa" w:w="1728"/>
+          </w:tcPr>
+          <w:p>
+            <w:r>
+              <w:t>&lt;= MYR 28M/day</w:t>
+            </w:r>
+          </w:p>
+        </w:tc>
+        <w:tc>
+          <w:tcPr>
+            <w:tcW w:type="dxa" w:w="1728"/>
+          </w:tcPr>
+          <w:p>
+            <w:r>
+              <w:t>28-42M/day</w:t>
+            </w:r>
+          </w:p>
+        </w:tc>
+        <w:tc>
+          <w:tcPr>
+            <w:tcW w:type="dxa" w:w="1728"/>
+          </w:tcPr>
+          <w:p>
+            <w:r>
+              <w:t>&gt; 42M/day</w:t>
+            </w:r>
+          </w:p>
+        </w:tc>
+      </w:tr>
+      <w:tr>
+        <w:tc>
+          <w:tcPr>
+            <w:tcW w:type="dxa" w:w="1728"/>
+          </w:tcPr>
+          <w:p>
+            <w:r>
+              <w:t>Operational</w:t>
+            </w:r>
+          </w:p>
+        </w:tc>
+        <w:tc>
+          <w:tcPr>
+            <w:tcW w:type="dxa" w:w="1728"/>
+          </w:tcPr>
+          <w:p>
+            <w:r>
+              <w:t>Operational loss events &gt; MYR 5M</w:t>
+            </w:r>
+          </w:p>
+        </w:tc>
+        <w:tc>
+          <w:tcPr>
+            <w:tcW w:type="dxa" w:w="1728"/>
+          </w:tcPr>
+          <w:p>
+            <w:r>
+              <w:t>&lt;= 4 / yr</w:t>
+            </w:r>
+          </w:p>
+        </w:tc>
+        <w:tc>
+          <w:tcPr>
+            <w:tcW w:type="dxa" w:w="1728"/>
+          </w:tcPr>
+          <w:p>
+            <w:r>
+              <w:t>5 - 8 / yr</w:t>
+            </w:r>
+          </w:p>
+        </w:tc>
+        <w:tc>
+          <w:tcPr>
+            <w:tcW w:type="dxa" w:w="1728"/>
+          </w:tcPr>
+          <w:p>
+            <w:r>
+              <w:t>&gt; 8 / yr</w:t>
+            </w:r>
+          </w:p>
+        </w:tc>
+      </w:tr>
+      <w:tr>
+        <w:tc>
+          <w:tcPr>
+            <w:tcW w:type="dxa" w:w="1728"/>
+          </w:tcPr>
+          <w:p>
+            <w:r>
+              <w:t>Concentration</w:t>
+            </w:r>
+          </w:p>
+        </w:tc>
+        <w:tc>
+          <w:tcPr>
+            <w:tcW w:type="dxa" w:w="1728"/>
+          </w:tcPr>
+          <w:p>
+            <w:r>
+              <w:t>Single name exposure</w:t>
+            </w:r>
+          </w:p>
+        </w:tc>
+        <w:tc>
+          <w:tcPr>
+            <w:tcW w:type="dxa" w:w="1728"/>
+          </w:tcPr>
+          <w:p>
+            <w:r>
+              <w:t>&lt;= 8% Tier-1</w:t>
+            </w:r>
+          </w:p>
+        </w:tc>
+        <w:tc>
+          <w:tcPr>
+            <w:tcW w:type="dxa" w:w="1728"/>
+          </w:tcPr>
+          <w:p>
+            <w:r>
+              <w:t>8 - 10%</w:t>
+            </w:r>
+          </w:p>
+        </w:tc>
+        <w:tc>
+          <w:tcPr>
+            <w:tcW w:type="dxa" w:w="1728"/>
+          </w:tcPr>
+          <w:p>
+            <w:r>
+              <w:t>&gt; 10%</w:t>
+            </w:r>
+          </w:p>
+        </w:tc>
+      </w:tr>
+      <w:tr>
+        <w:tc>
+          <w:tcPr>
+            <w:tcW w:type="dxa" w:w="1728"/>
+          </w:tcPr>
+          <w:p>
+            <w:r>
+              <w:t>ESG</w:t>
+            </w:r>
+          </w:p>
+        </w:tc>
+        <w:tc>
+          <w:tcPr>
+            <w:tcW w:type="dxa" w:w="1728"/>
+          </w:tcPr>
+          <w:p>
+            <w:r>
+              <w:t>Scope 1+2 GHG vs glide path</w:t>
+            </w:r>
+          </w:p>
+        </w:tc>
+        <w:tc>
+          <w:tcPr>
+            <w:tcW w:type="dxa" w:w="1728"/>
+          </w:tcPr>
+          <w:p>
+            <w:r>
+              <w:t>on-track or better</w:t>
+            </w:r>
+          </w:p>
+        </w:tc>
+        <w:tc>
+          <w:tcPr>
+            <w:tcW w:type="dxa" w:w="1728"/>
+          </w:tcPr>
+          <w:p>
+            <w:r>
+              <w:t>within 5% slip</w:t>
+            </w:r>
+          </w:p>
+        </w:tc>
+        <w:tc>
+          <w:tcPr>
+            <w:tcW w:type="dxa" w:w="1728"/>
+          </w:tcPr>
+          <w:p>
+            <w:r>
+              <w:t>&gt; 5% slip</w:t>
+            </w:r>
+          </w:p>
+        </w:tc>
+      </w:tr>
+    </w:tbl>
+    <w:p>
+      <w:pPr>
+        <w:pStyle w:val="Heading1"/>
+      </w:pPr>
+      <w:r>
+        <w:t>3. Qualitative statements</w:t>
       </w:r>
     </w:p>
     <w:p>
+      <w:pPr>
+        <w:pStyle w:val="ListBullet"/>
+      </w:pPr>
       <w:r>
-        <w:t>The Group is mid-cycle on its FY2025 close and is rolling forward into FY2026 planning. The risk / ras portfolio has surfaced a mix of on-track lines and corrective items. This rsk current ras captures the working position on those items so the Group office, the operating committee, and (where relevant) the regulator-facing officer can align on next steps.</w:t>
+        <w:t>Zero tolerance for breaches of AML, sanctions, and anti-bribery regulations</w:t>
       </w:r>
     </w:p>
     <w:p>
+      <w:pPr>
+        <w:pStyle w:val="ListBullet"/>
+      </w:pPr>
       <w:r>
-        <w:t>The team has triangulated the working dataset against three peer benchmarks and against the regulator's published thresholds for the sector. Findings carried over from the prior cycle have been re-examined to test whether the original assumptions still hold under the FY2026 base case.</w:t>
+        <w:t>Zero tolerance for fatalities and serious injuries</w:t>
+      </w:r>
+    </w:p>
+    <w:p>
+      <w:pPr>
+        <w:pStyle w:val="ListBullet"/>
+      </w:pPr>
+      <w:r>
+        <w:t>Low tolerance for cyber breaches involving customer PII</w:t>
+      </w:r>
+    </w:p>
+    <w:p>
+      <w:pPr>
+        <w:pStyle w:val="ListBullet"/>
+      </w:pPr>
+      <w:r>
+        <w:t>Low tolerance for material misstatement of financial reporting</w:t>
+      </w:r>
+    </w:p>
+    <w:p>
+      <w:pPr>
+        <w:pStyle w:val="ListBullet"/>
+      </w:pPr>
+      <w:r>
+        <w:t>Moderate appetite for innovation and new-business launch risk</w:t>
       </w:r>
     </w:p>
     <w:p>
@@ -68,200 +589,31 @@
         <w:pStyle w:val="Heading1"/>
       </w:pPr>
       <w:r>
-        <w:t>3. Detail &amp; Working</w:t>
+        <w:t>4. Escalation triggers</w:t>
       </w:r>
     </w:p>
     <w:p>
       <w:pPr>
-        <w:pStyle w:val="Heading2"/>
+        <w:pStyle w:val="ListNumber"/>
       </w:pPr>
       <w:r>
-        <w:t>3.1 Position at end of period</w:t>
-      </w:r>
-    </w:p>
-    <w:p>
-      <w:r>
-        <w:t>The closing position by unit / segment is captured in the Current RAS tab of the companion workbook. Headline metrics — RWA MYR B, VaR MYR M, Concentration % — are within the agreed corridors for Credit, Market, and Operational; outside the corridor for Liquidity and Climate; and under recovery monitoring for Conduct.</w:t>
+        <w:t>Any indicator entering Amber - escalation to Group Risk Committee within 10 working days</w:t>
       </w:r>
     </w:p>
     <w:p>
       <w:pPr>
-        <w:pStyle w:val="Heading2"/>
+        <w:pStyle w:val="ListNumber"/>
       </w:pPr>
       <w:r>
-        <w:t>3.2 Key drivers</w:t>
-      </w:r>
-    </w:p>
-    <w:p>
-      <w:r>
-        <w:t>The driver bridge (see Risk Bridge tab) attributes the FY25 variance to a balanced mix of volume / mix, pricing and discount discipline, cost base reset, capex re-baseline, working capital, regulatory provisions, FX and hedging, and productivity / automation. Each driver carries an owner and a status (on-track / at-risk / behind / recovered / mitigated).</w:t>
+        <w:t>Any indicator entering Red - immediate escalation to GCEO and Chair of Board Risk Committee within 24 hours</w:t>
       </w:r>
     </w:p>
     <w:p>
       <w:pPr>
-        <w:pStyle w:val="Heading2"/>
+        <w:pStyle w:val="ListNumber"/>
       </w:pPr>
       <w:r>
-        <w:t>3.3 Sensitivities and assumptions</w:t>
-      </w:r>
-    </w:p>
-    <w:p>
-      <w:r>
-        <w:t>The base case assumes FY2026 macro inputs hold within plus/minus 50 basis points of the current corridor. The upside and downside scenarios stress the headline metrics by plus/minus two corridors and re-test the recovery plan owners against the stressed position. Key sensitivities: rate path, FX MYR/USD, commodity benchmarks, regulator timing, and customer concentration.</w:t>
-      </w:r>
-    </w:p>
-    <w:p>
-      <w:pPr>
-        <w:pStyle w:val="Heading2"/>
-      </w:pPr>
-      <w:r>
-        <w:t>3.4 Open issues and unknowns</w:t>
-      </w:r>
-    </w:p>
-    <w:p>
-      <w:r>
-        <w:t>The watchlist (see Concentration Watchlist tab) tracks 14 indicators flagged in the prior review. Eight are on-track, four are within five points of the threshold (watch), and two have breached and triggered the escalation protocol. Owners and remediation dates are recorded against each item.</w:t>
-      </w:r>
-    </w:p>
-    <w:p>
-      <w:pPr>
-        <w:pStyle w:val="Heading1"/>
-      </w:pPr>
-      <w:r>
-        <w:t>4. Recommended Actions</w:t>
-      </w:r>
-    </w:p>
-    <w:p>
-      <w:pPr>
-        <w:pStyle w:val="ListBullet"/>
-      </w:pPr>
-      <w:r>
-        <w:t>Confirm the rsk current ras narrative with the Risk / RAS CFO before the Board cut-off.</w:t>
-      </w:r>
-    </w:p>
-    <w:p>
-      <w:pPr>
-        <w:pStyle w:val="ListBullet"/>
-      </w:pPr>
-      <w:r>
-        <w:t>Lock the assumption set for the recovery plan and circulate to the division MDs for sign-off.</w:t>
-      </w:r>
-    </w:p>
-    <w:p>
-      <w:pPr>
-        <w:pStyle w:val="ListBullet"/>
-      </w:pPr>
-      <w:r>
-        <w:t>Pre-brief the regulator-facing officer on the 30/60/90-day commitments.</w:t>
-      </w:r>
-    </w:p>
-    <w:p>
-      <w:pPr>
-        <w:pStyle w:val="ListBullet"/>
-      </w:pPr>
-      <w:r>
-        <w:t>Schedule the cross-functional review with risk, legal, IR, and procurement.</w:t>
-      </w:r>
-    </w:p>
-    <w:p>
-      <w:pPr>
-        <w:pStyle w:val="ListBullet"/>
-      </w:pPr>
-      <w:r>
-        <w:t>Capture decisions in the Group decision log with named owners, due dates, and tracking links.</w:t>
-      </w:r>
-    </w:p>
-    <w:p>
-      <w:pPr>
-        <w:pStyle w:val="ListBullet"/>
-      </w:pPr>
-      <w:r>
-        <w:t>Stand up a 5-day Cowork sprint to publish the variance brief, lender holding lines, IR Q&amp;A pack, and ExCo update.</w:t>
-      </w:r>
-    </w:p>
-    <w:p>
-      <w:pPr>
-        <w:pStyle w:val="Heading1"/>
-      </w:pPr>
-      <w:r>
-        <w:t>5. Appendix — Working dataset units</w:t>
-      </w:r>
-    </w:p>
-    <w:p>
-      <w:pPr>
-        <w:pStyle w:val="ListBullet"/>
-      </w:pPr>
-      <w:r>
-        <w:t>Credit</w:t>
-      </w:r>
-    </w:p>
-    <w:p>
-      <w:pPr>
-        <w:pStyle w:val="ListBullet"/>
-      </w:pPr>
-      <w:r>
-        <w:t>Market</w:t>
-      </w:r>
-    </w:p>
-    <w:p>
-      <w:pPr>
-        <w:pStyle w:val="ListBullet"/>
-      </w:pPr>
-      <w:r>
-        <w:t>Operational</w:t>
-      </w:r>
-    </w:p>
-    <w:p>
-      <w:pPr>
-        <w:pStyle w:val="ListBullet"/>
-      </w:pPr>
-      <w:r>
-        <w:t>Liquidity</w:t>
-      </w:r>
-    </w:p>
-    <w:p>
-      <w:pPr>
-        <w:pStyle w:val="ListBullet"/>
-      </w:pPr>
-      <w:r>
-        <w:t>Climate</w:t>
-      </w:r>
-    </w:p>
-    <w:p>
-      <w:pPr>
-        <w:pStyle w:val="ListBullet"/>
-      </w:pPr>
-      <w:r>
-        <w:t>Conduct</w:t>
-      </w:r>
-    </w:p>
-    <w:p>
-      <w:pPr>
-        <w:pStyle w:val="ListBullet"/>
-      </w:pPr>
-      <w:r>
-        <w:t>Compliance</w:t>
-      </w:r>
-    </w:p>
-    <w:p>
-      <w:pPr>
-        <w:pStyle w:val="ListBullet"/>
-      </w:pPr>
-      <w:r>
-        <w:t>Total</w:t>
-      </w:r>
-    </w:p>
-    <w:p>
-      <w:pPr>
-        <w:pStyle w:val="Heading1"/>
-      </w:pPr>
-      <w:r>
-        <w:t>6. Sign-off &amp; Distribution</w:t>
-      </w:r>
-    </w:p>
-    <w:p>
-      <w:r>
-        <w:t>Prepared by: Risk / RAS Office  ·  Reviewed by: CFO  ·  Approved by: CEO  ·  Distributed to: Board, ExCo, Risk Committee, IR, Group Strategy.</w:t>
+        <w:t>Cumulative breach of 3+ amber indicators - Board notification within 5 working days</w:t>
       </w:r>
     </w:p>
     <w:sectPr>
@@ -637,6 +989,10 @@
     <w:name w:val="Normal"/>
     <w:qFormat/>
     <w:rsid w:val="00FC693F"/>
+    <w:rPr>
+      <w:rFonts w:ascii="Aptos" w:hAnsi="Aptos"/>
+      <w:sz w:val="22"/>
+    </w:rPr>
   </w:style>
   <w:style w:type="paragraph" w:styleId="Header">
     <w:name w:val="header"/>

--- a/files/RSK_Current_RAS.docx
+++ b/files/RSK_Current_RAS.docx
@@ -4,616 +4,447 @@
   <w:body>
     <w:p>
       <w:pPr>
-        <w:pStyle w:val="Title"/>
+        <w:jc w:val="left"/>
       </w:pPr>
       <w:r>
         <w:rPr>
-          <w:color w:val="1F4E78"/>
+          <w:b/>
+          <w:color w:val="6B7280"/>
+          <w:sz w:val="18"/>
         </w:rPr>
-        <w:t>Group Risk Appetite Statement - FY2026 (Approved)</w:t>
-      </w:r>
-    </w:p>
-    <w:p>
-      <w:r>
-        <w:t>Document: Group Risk Appetite Statement | Version: 5.0 | Approval: Board Risk Committee 28-Apr-2026; Board ratification 12-May-2026 | Effective: 01-May-2026 through 30-Apr-2027</w:t>
+        <w:t>ZAVA CONGLOMERATE</w:t>
       </w:r>
     </w:p>
     <w:p>
       <w:pPr>
-        <w:pStyle w:val="Heading1"/>
+        <w:spacing w:after="40"/>
       </w:pPr>
       <w:r>
-        <w:t>1. Strategic intent</w:t>
-      </w:r>
-    </w:p>
-    <w:p>
-      <w:r>
-        <w:t>Zava Group will pursue diversified growth across financial services, real economy, and consumer divisions while maintaining a Group Common Equity Tier-1 ratio comfortably above regulatory minimum, investment-grade credit profile, and zero tolerance for financial crime breaches or fatal incidents.</w:t>
+        <w:rPr>
+          <w:b/>
+          <w:color w:val="1F2D55"/>
+          <w:sz w:val="44"/>
+        </w:rPr>
+        <w:t>RSK Current RAS</w:t>
       </w:r>
     </w:p>
     <w:p>
       <w:pPr>
-        <w:pStyle w:val="Heading1"/>
+        <w:spacing w:after="200"/>
       </w:pPr>
       <w:r>
-        <w:t>2. Quantitative limits</w:t>
+        <w:rPr>
+          <w:i/>
+          <w:color w:val="4B5B7C"/>
+          <w:sz w:val="22"/>
+        </w:rPr>
+        <w:t>Working Document · Zava Conglomerate</w:t>
       </w:r>
     </w:p>
-    <w:tbl>
-      <w:tblPr>
-        <w:tblStyle w:val="LightGrid-Accent1"/>
-        <w:tblW w:type="auto" w:w="0"/>
-        <w:tblLook w:firstColumn="1" w:firstRow="1" w:lastColumn="0" w:lastRow="0" w:noHBand="0" w:noVBand="1" w:val="04A0"/>
-      </w:tblPr>
-      <w:tblGrid>
-        <w:gridCol w:w="1728"/>
-        <w:gridCol w:w="1728"/>
-        <w:gridCol w:w="1728"/>
-        <w:gridCol w:w="1728"/>
-        <w:gridCol w:w="1728"/>
-      </w:tblGrid>
-      <w:tr>
-        <w:tc>
-          <w:tcPr>
-            <w:tcW w:type="dxa" w:w="1728"/>
-          </w:tcPr>
-          <w:p>
-            <w:r>
-              <w:rPr>
-                <w:b/>
-              </w:rPr>
-              <w:t>Risk Type</w:t>
-            </w:r>
-          </w:p>
-        </w:tc>
-        <w:tc>
-          <w:tcPr>
-            <w:tcW w:type="dxa" w:w="1728"/>
-          </w:tcPr>
-          <w:p>
-            <w:r>
-              <w:rPr>
-                <w:b/>
-              </w:rPr>
-              <w:t>Metric</w:t>
-            </w:r>
-          </w:p>
-        </w:tc>
-        <w:tc>
-          <w:tcPr>
-            <w:tcW w:type="dxa" w:w="1728"/>
-          </w:tcPr>
-          <w:p>
-            <w:r>
-              <w:rPr>
-                <w:b/>
-              </w:rPr>
-              <w:t>Green</w:t>
-            </w:r>
-          </w:p>
-        </w:tc>
-        <w:tc>
-          <w:tcPr>
-            <w:tcW w:type="dxa" w:w="1728"/>
-          </w:tcPr>
-          <w:p>
-            <w:r>
-              <w:rPr>
-                <w:b/>
-              </w:rPr>
-              <w:t>Amber</w:t>
-            </w:r>
-          </w:p>
-        </w:tc>
-        <w:tc>
-          <w:tcPr>
-            <w:tcW w:type="dxa" w:w="1728"/>
-          </w:tcPr>
-          <w:p>
-            <w:r>
-              <w:rPr>
-                <w:b/>
-              </w:rPr>
-              <w:t>Red</w:t>
-            </w:r>
-          </w:p>
-        </w:tc>
-      </w:tr>
-      <w:tr>
-        <w:tc>
-          <w:tcPr>
-            <w:tcW w:type="dxa" w:w="1728"/>
-          </w:tcPr>
-          <w:p>
-            <w:r>
-              <w:t>Capital</w:t>
-            </w:r>
-          </w:p>
-        </w:tc>
-        <w:tc>
-          <w:tcPr>
-            <w:tcW w:type="dxa" w:w="1728"/>
-          </w:tcPr>
-          <w:p>
-            <w:r>
-              <w:t>Group CET-1 ratio</w:t>
-            </w:r>
-          </w:p>
-        </w:tc>
-        <w:tc>
-          <w:tcPr>
-            <w:tcW w:type="dxa" w:w="1728"/>
-          </w:tcPr>
-          <w:p>
-            <w:r>
-              <w:t>&gt;= 14.0%</w:t>
-            </w:r>
-          </w:p>
-        </w:tc>
-        <w:tc>
-          <w:tcPr>
-            <w:tcW w:type="dxa" w:w="1728"/>
-          </w:tcPr>
-          <w:p>
-            <w:r>
-              <w:t>12.5% - 13.99%</w:t>
-            </w:r>
-          </w:p>
-        </w:tc>
-        <w:tc>
-          <w:tcPr>
-            <w:tcW w:type="dxa" w:w="1728"/>
-          </w:tcPr>
-          <w:p>
-            <w:r>
-              <w:t>&lt; 12.5%</w:t>
-            </w:r>
-          </w:p>
-        </w:tc>
-      </w:tr>
-      <w:tr>
-        <w:tc>
-          <w:tcPr>
-            <w:tcW w:type="dxa" w:w="1728"/>
-          </w:tcPr>
-          <w:p>
-            <w:r>
-              <w:t>Capital</w:t>
-            </w:r>
-          </w:p>
-        </w:tc>
-        <w:tc>
-          <w:tcPr>
-            <w:tcW w:type="dxa" w:w="1728"/>
-          </w:tcPr>
-          <w:p>
-            <w:r>
-              <w:t>Net Debt / EBITDA</w:t>
-            </w:r>
-          </w:p>
-        </w:tc>
-        <w:tc>
-          <w:tcPr>
-            <w:tcW w:type="dxa" w:w="1728"/>
-          </w:tcPr>
-          <w:p>
-            <w:r>
-              <w:t>&lt;= 2.5x</w:t>
-            </w:r>
-          </w:p>
-        </w:tc>
-        <w:tc>
-          <w:tcPr>
-            <w:tcW w:type="dxa" w:w="1728"/>
-          </w:tcPr>
-          <w:p>
-            <w:r>
-              <w:t>2.51x - 3.25x</w:t>
-            </w:r>
-          </w:p>
-        </w:tc>
-        <w:tc>
-          <w:tcPr>
-            <w:tcW w:type="dxa" w:w="1728"/>
-          </w:tcPr>
-          <w:p>
-            <w:r>
-              <w:t>&gt; 3.25x</w:t>
-            </w:r>
-          </w:p>
-        </w:tc>
-      </w:tr>
-      <w:tr>
-        <w:tc>
-          <w:tcPr>
-            <w:tcW w:type="dxa" w:w="1728"/>
-          </w:tcPr>
-          <w:p>
-            <w:r>
-              <w:t>Liquidity</w:t>
-            </w:r>
-          </w:p>
-        </w:tc>
-        <w:tc>
-          <w:tcPr>
-            <w:tcW w:type="dxa" w:w="1728"/>
-          </w:tcPr>
-          <w:p>
-            <w:r>
-              <w:t>Group LCR</w:t>
-            </w:r>
-          </w:p>
-        </w:tc>
-        <w:tc>
-          <w:tcPr>
-            <w:tcW w:type="dxa" w:w="1728"/>
-          </w:tcPr>
-          <w:p>
-            <w:r>
-              <w:t>&gt;= 130%</w:t>
-            </w:r>
-          </w:p>
-        </w:tc>
-        <w:tc>
-          <w:tcPr>
-            <w:tcW w:type="dxa" w:w="1728"/>
-          </w:tcPr>
-          <w:p>
-            <w:r>
-              <w:t>110% - 129%</w:t>
-            </w:r>
-          </w:p>
-        </w:tc>
-        <w:tc>
-          <w:tcPr>
-            <w:tcW w:type="dxa" w:w="1728"/>
-          </w:tcPr>
-          <w:p>
-            <w:r>
-              <w:t>&lt; 110%</w:t>
-            </w:r>
-          </w:p>
-        </w:tc>
-      </w:tr>
-      <w:tr>
-        <w:tc>
-          <w:tcPr>
-            <w:tcW w:type="dxa" w:w="1728"/>
-          </w:tcPr>
-          <w:p>
-            <w:r>
-              <w:t>Credit</w:t>
-            </w:r>
-          </w:p>
-        </w:tc>
-        <w:tc>
-          <w:tcPr>
-            <w:tcW w:type="dxa" w:w="1728"/>
-          </w:tcPr>
-          <w:p>
-            <w:r>
-              <w:t>NPL ratio (Banking)</w:t>
-            </w:r>
-          </w:p>
-        </w:tc>
-        <w:tc>
-          <w:tcPr>
-            <w:tcW w:type="dxa" w:w="1728"/>
-          </w:tcPr>
-          <w:p>
-            <w:r>
-              <w:t>&lt;= 1.8%</w:t>
-            </w:r>
-          </w:p>
-        </w:tc>
-        <w:tc>
-          <w:tcPr>
-            <w:tcW w:type="dxa" w:w="1728"/>
-          </w:tcPr>
-          <w:p>
-            <w:r>
-              <w:t>1.81% - 2.50%</w:t>
-            </w:r>
-          </w:p>
-        </w:tc>
-        <w:tc>
-          <w:tcPr>
-            <w:tcW w:type="dxa" w:w="1728"/>
-          </w:tcPr>
-          <w:p>
-            <w:r>
-              <w:t>&gt; 2.50%</w:t>
-            </w:r>
-          </w:p>
-        </w:tc>
-      </w:tr>
-      <w:tr>
-        <w:tc>
-          <w:tcPr>
-            <w:tcW w:type="dxa" w:w="1728"/>
-          </w:tcPr>
-          <w:p>
-            <w:r>
-              <w:t>Market</w:t>
-            </w:r>
-          </w:p>
-        </w:tc>
-        <w:tc>
-          <w:tcPr>
-            <w:tcW w:type="dxa" w:w="1728"/>
-          </w:tcPr>
-          <w:p>
-            <w:r>
-              <w:t>VaR at 99% over book</w:t>
-            </w:r>
-          </w:p>
-        </w:tc>
-        <w:tc>
-          <w:tcPr>
-            <w:tcW w:type="dxa" w:w="1728"/>
-          </w:tcPr>
-          <w:p>
-            <w:r>
-              <w:t>&lt;= MYR 28M/day</w:t>
-            </w:r>
-          </w:p>
-        </w:tc>
-        <w:tc>
-          <w:tcPr>
-            <w:tcW w:type="dxa" w:w="1728"/>
-          </w:tcPr>
-          <w:p>
-            <w:r>
-              <w:t>28-42M/day</w:t>
-            </w:r>
-          </w:p>
-        </w:tc>
-        <w:tc>
-          <w:tcPr>
-            <w:tcW w:type="dxa" w:w="1728"/>
-          </w:tcPr>
-          <w:p>
-            <w:r>
-              <w:t>&gt; 42M/day</w:t>
-            </w:r>
-          </w:p>
-        </w:tc>
-      </w:tr>
-      <w:tr>
-        <w:tc>
-          <w:tcPr>
-            <w:tcW w:type="dxa" w:w="1728"/>
-          </w:tcPr>
-          <w:p>
-            <w:r>
-              <w:t>Operational</w:t>
-            </w:r>
-          </w:p>
-        </w:tc>
-        <w:tc>
-          <w:tcPr>
-            <w:tcW w:type="dxa" w:w="1728"/>
-          </w:tcPr>
-          <w:p>
-            <w:r>
-              <w:t>Operational loss events &gt; MYR 5M</w:t>
-            </w:r>
-          </w:p>
-        </w:tc>
-        <w:tc>
-          <w:tcPr>
-            <w:tcW w:type="dxa" w:w="1728"/>
-          </w:tcPr>
-          <w:p>
-            <w:r>
-              <w:t>&lt;= 4 / yr</w:t>
-            </w:r>
-          </w:p>
-        </w:tc>
-        <w:tc>
-          <w:tcPr>
-            <w:tcW w:type="dxa" w:w="1728"/>
-          </w:tcPr>
-          <w:p>
-            <w:r>
-              <w:t>5 - 8 / yr</w:t>
-            </w:r>
-          </w:p>
-        </w:tc>
-        <w:tc>
-          <w:tcPr>
-            <w:tcW w:type="dxa" w:w="1728"/>
-          </w:tcPr>
-          <w:p>
-            <w:r>
-              <w:t>&gt; 8 / yr</w:t>
-            </w:r>
-          </w:p>
-        </w:tc>
-      </w:tr>
-      <w:tr>
-        <w:tc>
-          <w:tcPr>
-            <w:tcW w:type="dxa" w:w="1728"/>
-          </w:tcPr>
-          <w:p>
-            <w:r>
-              <w:t>Concentration</w:t>
-            </w:r>
-          </w:p>
-        </w:tc>
-        <w:tc>
-          <w:tcPr>
-            <w:tcW w:type="dxa" w:w="1728"/>
-          </w:tcPr>
-          <w:p>
-            <w:r>
-              <w:t>Single name exposure</w:t>
-            </w:r>
-          </w:p>
-        </w:tc>
-        <w:tc>
-          <w:tcPr>
-            <w:tcW w:type="dxa" w:w="1728"/>
-          </w:tcPr>
-          <w:p>
-            <w:r>
-              <w:t>&lt;= 8% Tier-1</w:t>
-            </w:r>
-          </w:p>
-        </w:tc>
-        <w:tc>
-          <w:tcPr>
-            <w:tcW w:type="dxa" w:w="1728"/>
-          </w:tcPr>
-          <w:p>
-            <w:r>
-              <w:t>8 - 10%</w:t>
-            </w:r>
-          </w:p>
-        </w:tc>
-        <w:tc>
-          <w:tcPr>
-            <w:tcW w:type="dxa" w:w="1728"/>
-          </w:tcPr>
-          <w:p>
-            <w:r>
-              <w:t>&gt; 10%</w:t>
-            </w:r>
-          </w:p>
-        </w:tc>
-      </w:tr>
-      <w:tr>
-        <w:tc>
-          <w:tcPr>
-            <w:tcW w:type="dxa" w:w="1728"/>
-          </w:tcPr>
-          <w:p>
-            <w:r>
-              <w:t>ESG</w:t>
-            </w:r>
-          </w:p>
-        </w:tc>
-        <w:tc>
-          <w:tcPr>
-            <w:tcW w:type="dxa" w:w="1728"/>
-          </w:tcPr>
-          <w:p>
-            <w:r>
-              <w:t>Scope 1+2 GHG vs glide path</w:t>
-            </w:r>
-          </w:p>
-        </w:tc>
-        <w:tc>
-          <w:tcPr>
-            <w:tcW w:type="dxa" w:w="1728"/>
-          </w:tcPr>
-          <w:p>
-            <w:r>
-              <w:t>on-track or better</w:t>
-            </w:r>
-          </w:p>
-        </w:tc>
-        <w:tc>
-          <w:tcPr>
-            <w:tcW w:type="dxa" w:w="1728"/>
-          </w:tcPr>
-          <w:p>
-            <w:r>
-              <w:t>within 5% slip</w:t>
-            </w:r>
-          </w:p>
-        </w:tc>
-        <w:tc>
-          <w:tcPr>
-            <w:tcW w:type="dxa" w:w="1728"/>
-          </w:tcPr>
-          <w:p>
-            <w:r>
-              <w:t>&gt; 5% slip</w:t>
-            </w:r>
-          </w:p>
-        </w:tc>
-      </w:tr>
-    </w:tbl>
     <w:p>
       <w:pPr>
-        <w:pStyle w:val="Heading1"/>
+        <w:spacing w:after="40"/>
       </w:pPr>
       <w:r>
-        <w:t>3. Qualitative statements</w:t>
+        <w:rPr>
+          <w:b/>
+          <w:color w:val="1F2D55"/>
+          <w:sz w:val="20"/>
+        </w:rPr>
+        <w:t xml:space="preserve">Document reference:  </w:t>
+      </w:r>
+      <w:r>
+        <w:rPr>
+          <w:sz w:val="20"/>
+        </w:rPr>
+        <w:t>DOC-2026-834</w:t>
+      </w:r>
+    </w:p>
+    <w:p>
+      <w:pPr>
+        <w:spacing w:after="40"/>
+      </w:pPr>
+      <w:r>
+        <w:rPr>
+          <w:b/>
+          <w:color w:val="1F2D55"/>
+          <w:sz w:val="20"/>
+        </w:rPr>
+        <w:t xml:space="preserve">Prepared by:  </w:t>
+      </w:r>
+      <w:r>
+        <w:rPr>
+          <w:sz w:val="20"/>
+        </w:rPr>
+        <w:t>Zava Conglomerate working team</w:t>
+      </w:r>
+    </w:p>
+    <w:p>
+      <w:pPr>
+        <w:spacing w:after="40"/>
+      </w:pPr>
+      <w:r>
+        <w:rPr>
+          <w:b/>
+          <w:color w:val="1F2D55"/>
+          <w:sz w:val="20"/>
+        </w:rPr>
+        <w:t xml:space="preserve">Date:  </w:t>
+      </w:r>
+      <w:r>
+        <w:rPr>
+          <w:sz w:val="20"/>
+        </w:rPr>
+        <w:t>05 May 2026</w:t>
+      </w:r>
+    </w:p>
+    <w:p>
+      <w:pPr>
+        <w:spacing w:after="40"/>
+      </w:pPr>
+      <w:r>
+        <w:rPr>
+          <w:b/>
+          <w:color w:val="1F2D55"/>
+          <w:sz w:val="20"/>
+        </w:rPr>
+        <w:t xml:space="preserve">Classification:  </w:t>
+      </w:r>
+      <w:r>
+        <w:rPr>
+          <w:sz w:val="20"/>
+        </w:rPr>
+        <w:t>Internal</w:t>
+      </w:r>
+    </w:p>
+    <w:p>
+      <w:pPr>
+        <w:spacing w:after="40"/>
+      </w:pPr>
+      <w:r>
+        <w:rPr>
+          <w:b/>
+          <w:color w:val="1F2D55"/>
+          <w:sz w:val="20"/>
+        </w:rPr>
+        <w:t xml:space="preserve">Source file:  </w:t>
+      </w:r>
+      <w:r>
+        <w:rPr>
+          <w:sz w:val="20"/>
+        </w:rPr>
+        <w:t>RSK_Current_RAS.docx</w:t>
+      </w:r>
+    </w:p>
+    <w:p>
+      <w:pPr>
+        <w:spacing w:before="240" w:after="80"/>
+      </w:pPr>
+      <w:r>
+        <w:rPr>
+          <w:b/>
+          <w:color w:val="1F2D55"/>
+          <w:sz w:val="26"/>
+        </w:rPr>
+        <w:t>1. Purpose and context</w:t>
+      </w:r>
+    </w:p>
+    <w:p>
+      <w:pPr>
+        <w:spacing w:after="80"/>
+      </w:pPr>
+      <w:r>
+        <w:rPr>
+          <w:i w:val="0"/>
+          <w:sz w:val="20"/>
+        </w:rPr>
+        <w:t>This document covers the subject matter referenced in the title above (RSK Current RAS). It captures the working materials assembled for review by the relevant stakeholders. The intent is to provide enough context, evidence and recommendations to enable a sound decision or next action.</w:t>
+      </w:r>
+    </w:p>
+    <w:p>
+      <w:pPr>
+        <w:spacing w:before="240" w:after="80"/>
+      </w:pPr>
+      <w:r>
+        <w:rPr>
+          <w:b/>
+          <w:color w:val="1F2D55"/>
+          <w:sz w:val="26"/>
+        </w:rPr>
+        <w:t>2. Background</w:t>
+      </w:r>
+    </w:p>
+    <w:p>
+      <w:pPr>
+        <w:spacing w:after="80"/>
+      </w:pPr>
+      <w:r>
+        <w:rPr>
+          <w:i w:val="0"/>
+          <w:sz w:val="20"/>
+        </w:rPr>
+        <w:t>The work documented here has been developed over several weeks by a small team drawn from the relevant divisions and Group functions. It builds on earlier analyses (see Appendix A) and incorporates the feedback received from the first review with the sponsor.</w:t>
+      </w:r>
+    </w:p>
+    <w:p>
+      <w:pPr>
+        <w:spacing w:before="240" w:after="80"/>
+      </w:pPr>
+      <w:r>
+        <w:rPr>
+          <w:b/>
+          <w:color w:val="1F2D55"/>
+          <w:sz w:val="26"/>
+        </w:rPr>
+        <w:t>3. Approach and methodology</w:t>
+      </w:r>
+    </w:p>
+    <w:p>
+      <w:pPr>
+        <w:spacing w:after="80"/>
+      </w:pPr>
+      <w:r>
+        <w:rPr>
+          <w:i w:val="0"/>
+          <w:sz w:val="20"/>
+        </w:rPr>
+        <w:t>Three lines of evidence were combined: (i) review of policy and process documentation; (ii) extraction and analysis of transactional and operational data; (iii) interviews with knowledgeable stakeholders. Where possible, findings were triangulated across two or more of these sources.</w:t>
+      </w:r>
+    </w:p>
+    <w:p>
+      <w:pPr>
+        <w:spacing w:before="240" w:after="80"/>
+      </w:pPr>
+      <w:r>
+        <w:rPr>
+          <w:b/>
+          <w:color w:val="1F2D55"/>
+          <w:sz w:val="26"/>
+        </w:rPr>
+        <w:t>4. Key findings</w:t>
+      </w:r>
+    </w:p>
+    <w:p>
+      <w:pPr>
+        <w:spacing w:after="80"/>
+      </w:pPr>
+      <w:r>
+        <w:rPr>
+          <w:i w:val="0"/>
+          <w:sz w:val="20"/>
+        </w:rPr>
+        <w:t>The analysis surfaced six findings of material interest. Two are positive observations confirming that current arrangements are working well in the areas examined. Four are issues warranting action — two in the near term, two on a 6-12 month horizon. Each finding is documented with quantified evidence in the relevant appendix.</w:t>
+      </w:r>
+    </w:p>
+    <w:p>
+      <w:pPr>
+        <w:spacing w:before="240" w:after="80"/>
+      </w:pPr>
+      <w:r>
+        <w:rPr>
+          <w:b/>
+          <w:color w:val="1F2D55"/>
+          <w:sz w:val="26"/>
+        </w:rPr>
+        <w:t>5. Implications for the business</w:t>
+      </w:r>
+    </w:p>
+    <w:p>
+      <w:pPr>
+        <w:spacing w:after="80"/>
+      </w:pPr>
+      <w:r>
+        <w:rPr>
+          <w:i w:val="0"/>
+          <w:sz w:val="20"/>
+        </w:rPr>
+        <w:t>If acted on, the recommendations would deliver three benefits: improved decision speed, reduced exception rate, and a measurable cost-to-serve improvement. The expected financial impact is in the range of MYR 12-28m annual run-rate, depending on the pace and depth of implementation.</w:t>
+      </w:r>
+    </w:p>
+    <w:p>
+      <w:pPr>
+        <w:spacing w:before="240" w:after="80"/>
+      </w:pPr>
+      <w:r>
+        <w:rPr>
+          <w:b/>
+          <w:color w:val="1F2D55"/>
+          <w:sz w:val="26"/>
+        </w:rPr>
+        <w:t>6. Recommendations</w:t>
+      </w:r>
+    </w:p>
+    <w:p>
+      <w:pPr>
+        <w:spacing w:after="80"/>
+      </w:pPr>
+      <w:r>
+        <w:rPr>
+          <w:i w:val="0"/>
+          <w:sz w:val="20"/>
+        </w:rPr>
+        <w:t>Six recommendations are proposed. Each is sized, sponsored and resourced. Each has a defined first milestone within 90 days and a target completion within 12-18 months. The recommendations are sequenced to avoid overload on any single division or function.</w:t>
+      </w:r>
+    </w:p>
+    <w:p>
+      <w:pPr>
+        <w:spacing w:before="240" w:after="80"/>
+      </w:pPr>
+      <w:r>
+        <w:rPr>
+          <w:b/>
+          <w:color w:val="1F2D55"/>
+          <w:sz w:val="26"/>
+        </w:rPr>
+        <w:t>7. Risks and mitigations</w:t>
+      </w:r>
+    </w:p>
+    <w:p>
+      <w:pPr>
+        <w:spacing w:after="80"/>
+      </w:pPr>
+      <w:r>
+        <w:rPr>
+          <w:i w:val="0"/>
+          <w:sz w:val="20"/>
+        </w:rPr>
+        <w:t>The principal risks are change-management capacity, talent availability and the interaction with the existing strategic-initiative portfolio. Each risk has a defined owner and mitigation plan; the residual risk after mitigation is assessed as low to medium.</w:t>
+      </w:r>
+    </w:p>
+    <w:p>
+      <w:pPr>
+        <w:spacing w:before="240" w:after="80"/>
+      </w:pPr>
+      <w:r>
+        <w:rPr>
+          <w:b/>
+          <w:color w:val="1F2D55"/>
+          <w:sz w:val="26"/>
+        </w:rPr>
+        <w:t>8. Next steps</w:t>
+      </w:r>
+    </w:p>
+    <w:p>
+      <w:pPr>
+        <w:spacing w:after="80"/>
+      </w:pPr>
+      <w:r>
+        <w:rPr>
+          <w:i w:val="0"/>
+          <w:sz w:val="20"/>
+        </w:rPr>
+        <w:t>The next steps are (a) review and endorsement by the sponsor, (b) socialisation with the affected divisions, (c) finalisation of the implementation plan with named owners and milestones, and (d) inclusion in the quarterly leadership review cadence from Q3 FY2026.</w:t>
+      </w:r>
+    </w:p>
+    <w:p>
+      <w:pPr>
+        <w:spacing w:before="240" w:after="80"/>
+      </w:pPr>
+      <w:r>
+        <w:rPr>
+          <w:b/>
+          <w:color w:val="1F2D55"/>
+          <w:sz w:val="26"/>
+        </w:rPr>
+        <w:t>9. Appendices</w:t>
+      </w:r>
+    </w:p>
+    <w:p>
+      <w:pPr>
+        <w:spacing w:after="80"/>
+      </w:pPr>
+      <w:r>
+        <w:rPr>
+          <w:i w:val="0"/>
+          <w:sz w:val="20"/>
+        </w:rPr>
+        <w:t>Appendix A — prior analyses and source materials. Appendix B — detailed data and methodology notes. Appendix C — interview list and themes. Appendix D — benchmark references. Appendix E — implementation Gantt chart.</w:t>
+      </w:r>
+    </w:p>
+    <w:p>
+      <w:pPr>
+        <w:spacing w:before="240" w:after="80"/>
+      </w:pPr>
+      <w:r>
+        <w:rPr>
+          <w:b/>
+          <w:color w:val="1F2D55"/>
+          <w:sz w:val="26"/>
+        </w:rPr>
+        <w:t>Working bullets</w:t>
       </w:r>
     </w:p>
     <w:p>
       <w:pPr>
         <w:pStyle w:val="ListBullet"/>
+        <w:spacing w:after="40"/>
       </w:pPr>
       <w:r>
-        <w:t>Zero tolerance for breaches of AML, sanctions, and anti-bribery regulations</w:t>
+        <w:rPr>
+          <w:sz w:val="20"/>
+        </w:rPr>
+        <w:t>Decision sought: endorse the approach; approve the named sponsor; allocate the proposed budget.</w:t>
       </w:r>
     </w:p>
     <w:p>
       <w:pPr>
         <w:pStyle w:val="ListBullet"/>
+        <w:spacing w:after="40"/>
       </w:pPr>
       <w:r>
-        <w:t>Zero tolerance for fatalities and serious injuries</w:t>
+        <w:rPr>
+          <w:sz w:val="20"/>
+        </w:rPr>
+        <w:t>Sponsor: Hadar Caspit (Group CFO) for finance-related work; Mod Admin for strategy-led work.</w:t>
       </w:r>
     </w:p>
     <w:p>
       <w:pPr>
         <w:pStyle w:val="ListBullet"/>
+        <w:spacing w:after="40"/>
       </w:pPr>
       <w:r>
-        <w:t>Low tolerance for cyber breaches involving customer PII</w:t>
+        <w:rPr>
+          <w:sz w:val="20"/>
+        </w:rPr>
+        <w:t>Cadence: GroupExCo monthly review until first checkpoint; quarterly thereafter.</w:t>
       </w:r>
     </w:p>
     <w:p>
       <w:pPr>
         <w:pStyle w:val="ListBullet"/>
+        <w:spacing w:after="40"/>
       </w:pPr>
       <w:r>
-        <w:t>Low tolerance for material misstatement of financial reporting</w:t>
+        <w:rPr>
+          <w:sz w:val="20"/>
+        </w:rPr>
+        <w:t>Communications: cascade via divisional MDs within 5 working days of decision.</w:t>
       </w:r>
     </w:p>
     <w:p>
       <w:pPr>
         <w:pStyle w:val="ListBullet"/>
+        <w:spacing w:after="40"/>
       </w:pPr>
       <w:r>
-        <w:t>Moderate appetite for innovation and new-business launch risk</w:t>
+        <w:rPr>
+          <w:sz w:val="20"/>
+        </w:rPr>
+        <w:t>Sustainability: link to the Group's FY2030 strategic pillars where applicable.</w:t>
       </w:r>
     </w:p>
     <w:p>
       <w:pPr>
-        <w:pStyle w:val="Heading1"/>
+        <w:jc w:val="center"/>
       </w:pPr>
       <w:r>
-        <w:t>4. Escalation triggers</w:t>
-      </w:r>
-    </w:p>
-    <w:p>
-      <w:pPr>
-        <w:pStyle w:val="ListNumber"/>
-      </w:pPr>
-      <w:r>
-        <w:t>Any indicator entering Amber - escalation to Group Risk Committee within 10 working days</w:t>
-      </w:r>
-    </w:p>
-    <w:p>
-      <w:pPr>
-        <w:pStyle w:val="ListNumber"/>
-      </w:pPr>
-      <w:r>
-        <w:t>Any indicator entering Red - immediate escalation to GCEO and Chair of Board Risk Committee within 24 hours</w:t>
-      </w:r>
-    </w:p>
-    <w:p>
-      <w:pPr>
-        <w:pStyle w:val="ListNumber"/>
-      </w:pPr>
-      <w:r>
-        <w:t>Cumulative breach of 3+ amber indicators - Board notification within 5 working days</w:t>
+        <w:rPr>
+          <w:i/>
+          <w:color w:val="9CA3AF"/>
+          <w:sz w:val="16"/>
+        </w:rPr>
+        <w:t>— END OF DOCUMENT —</w:t>
       </w:r>
     </w:p>
     <w:sectPr>
@@ -989,10 +820,6 @@
     <w:name w:val="Normal"/>
     <w:qFormat/>
     <w:rsid w:val="00FC693F"/>
-    <w:rPr>
-      <w:rFonts w:ascii="Aptos" w:hAnsi="Aptos"/>
-      <w:sz w:val="22"/>
-    </w:rPr>
   </w:style>
   <w:style w:type="paragraph" w:styleId="Header">
     <w:name w:val="header"/>
